--- a/보관본/러시아 인권변호사/Word/6부/6부_9화_TV_토론_대격돌.docx
+++ b/보관본/러시아 인권변호사/Word/6부/6부_9화_TV_토론_대격돌.docx
@@ -1464,7 +1464,7 @@
           <w:i w:val="0"/>
           <w:sz w:val="22"/>
         </w:rPr>
-        <w:t>Он общий, Артём Игоревич. Как и страна.</w:t>
+        <w:t>Она общая, Артём Игоревич. Как и страна.</w:t>
       </w:r>
     </w:p>
     <w:p>

--- a/보관본/러시아 인권변호사/Word/6부/6부_9화_TV_토론_대격돌.docx
+++ b/보관본/러시아 인권변호사/Word/6부/6부_9화_TV_토론_대격돌.docx
@@ -1746,7 +1746,7 @@
           <w:i w:val="0"/>
           <w:sz w:val="22"/>
         </w:rPr>
-        <w:t>Артём Игоревич, как вы объясните избирателям, что человек с такими связями два года руководил вашей стратегией?</w:t>
+        <w:t>Артём Игоревич, как вы объясните избирателям, что человек с такими связями последний год руководил вашей стратегией?</w:t>
       </w:r>
     </w:p>
     <w:p>
